--- a/vvdn/protocols/i2c/i2c-working-and-architecture.docx
+++ b/vvdn/protocols/i2c/i2c-working-and-architecture.docx
@@ -142,22 +142,7 @@
           <w:color w:val="282C34"/>
           <w:sz w:val="21"/>
         </w:rPr>
-        <w:t>In an open-drain stage, the output pin is connected exclusively to the drain of an internal N-channel MOSFET (NMOS). The source of the MOSFET is tied to Ground (</w:t>
-      </w:r>
-      <w:r>
-        <w:rPr>
-          <w:i/>
-          <w:color w:val="145AA0"/>
-          <w:sz w:val="21"/>
-        </w:rPr>
-        <w:t>V_{SS</w:t>
-      </w:r>
-      <w:r>
-        <w:rPr>
-          <w:color w:val="282C34"/>
-          <w:sz w:val="21"/>
-        </w:rPr>
-        <w:t>).</w:t>
+        <w:t>In an open-drain stage, the output pin is connected exclusively to the drain of an internal N-channel MOSFET (NMOS). The source of the MOSFET is tied to Ground (V_SS).</w:t>
       </w:r>
     </w:p>
     <w:tbl>
@@ -263,37 +248,7 @@
           <w:color w:val="282C34"/>
           <w:sz w:val="21"/>
         </w:rPr>
-        <w:t xml:space="preserve">: The device turns ON the internal NMOS transistor. The transistor saturates, sinking current from the bus directly to Ground. The bus voltage drops to </w:t>
-      </w:r>
-      <w:r>
-        <w:rPr>
-          <w:i/>
-          <w:color w:val="145AA0"/>
-          <w:sz w:val="21"/>
-        </w:rPr>
-        <w:t>V_{OL</w:t>
-      </w:r>
-      <w:r>
-        <w:rPr>
-          <w:color w:val="282C34"/>
-          <w:sz w:val="21"/>
-        </w:rPr>
-        <w:t xml:space="preserve"> (typically </w:t>
-      </w:r>
-      <w:r>
-        <w:rPr>
-          <w:i/>
-          <w:color w:val="145AA0"/>
-          <w:sz w:val="21"/>
-        </w:rPr>
-        <w:t>&lt; 0.4\,V</w:t>
-      </w:r>
-      <w:r>
-        <w:rPr>
-          <w:color w:val="282C34"/>
-          <w:sz w:val="21"/>
-        </w:rPr>
-        <w:t>).</w:t>
+        <w:t>: The device turns ON the internal NMOS transistor. The transistor saturates, sinking current from the bus directly to Ground. The bus voltage drops to V_OL (typically &lt; 0.4 V).</w:t>
       </w:r>
     </w:p>
     <w:p>
@@ -330,37 +285,7 @@
           <w:color w:val="282C34"/>
           <w:sz w:val="21"/>
         </w:rPr>
-        <w:t>, allowing an external passive pull-up resistor (</w:t>
-      </w:r>
-      <w:r>
-        <w:rPr>
-          <w:i/>
-          <w:color w:val="145AA0"/>
-          <w:sz w:val="21"/>
-        </w:rPr>
-        <w:t>R_p</w:t>
-      </w:r>
-      <w:r>
-        <w:rPr>
-          <w:color w:val="282C34"/>
-          <w:sz w:val="21"/>
-        </w:rPr>
-        <w:t xml:space="preserve">) to pull the voltage up to </w:t>
-      </w:r>
-      <w:r>
-        <w:rPr>
-          <w:i/>
-          <w:color w:val="145AA0"/>
-          <w:sz w:val="21"/>
-        </w:rPr>
-        <w:t>V_{DD</w:t>
-      </w:r>
-      <w:r>
-        <w:rPr>
-          <w:color w:val="282C34"/>
-          <w:sz w:val="21"/>
-        </w:rPr>
-        <w:t>.</w:t>
+        <w:t>, allowing an external passive pull-up resistor (R_p) to pull the voltage up to V_DD.</w:t>
       </w:r>
     </w:p>
     <w:p>
@@ -479,32 +404,50 @@
         <w:t xml:space="preserve"> logic function:</w:t>
       </w:r>
     </w:p>
-    <w:p>
-      <w:pPr>
-        <w:spacing w:after="80"/>
-      </w:pPr>
-      <w:r>
-        <w:rPr>
-          <w:i/>
-          <w:color w:val="145AA0"/>
-          <w:sz w:val="21"/>
-        </w:rPr>
-      </w:r>
-      <w:r>
-        <w:rPr>
-          <w:color w:val="282C34"/>
-          <w:sz w:val="21"/>
-        </w:rPr>
-        <w:t>\text{Bus State} = \text{Device A} \ \text{AND} \ \text{Device B} \ \text{AND} \ \text{Device C}</w:t>
-      </w:r>
-      <w:r>
-        <w:rPr>
-          <w:i/>
-          <w:color w:val="145AA0"/>
-          <w:sz w:val="21"/>
-        </w:rPr>
-      </w:r>
-    </w:p>
+    <w:tbl>
+      <w:tblPr>
+        <w:tblW w:type="auto" w:w="0"/>
+        <w:jc w:val="center"/>
+        <w:tblLook w:firstColumn="1" w:firstRow="1" w:lastColumn="0" w:lastRow="0" w:noHBand="0" w:noVBand="1" w:val="04A0"/>
+      </w:tblPr>
+      <w:tblGrid>
+        <w:gridCol w:w="9792"/>
+      </w:tblGrid>
+      <w:tr>
+        <w:tc>
+          <w:tcPr>
+            <w:tcW w:type="dxa" w:w="9792"/>
+            <w:shd w:fill="F5F6F8"/>
+            <w:tcMar>
+              <w:top w:w="80" w:type="dxa"/>
+              <w:bottom w:w="80" w:type="dxa"/>
+              <w:left w:w="140" w:type="dxa"/>
+              <w:right w:w="140" w:type="dxa"/>
+            </w:tcMar>
+            <w:tcBorders>
+              <w:left w:val="single" w:sz="18" w:space="0" w:color="CBD5E0"/>
+              <w:top w:val="none"/>
+              <w:right w:val="none"/>
+              <w:bottom w:val="none"/>
+            </w:tcBorders>
+          </w:tcPr>
+          <w:p>
+            <w:pPr>
+              <w:spacing w:line="240" w:lineRule="auto" w:after="0"/>
+            </w:pPr>
+            <w:r>
+              <w:rPr>
+                <w:rFonts w:ascii="Consolas" w:hAnsi="Consolas"/>
+                <w:color w:val="2D3748"/>
+                <w:sz w:val="18"/>
+              </w:rPr>
+              <w:t>Bus State = Device A \ AND \ Device B \ AND \ Device C</w:t>
+            </w:r>
+          </w:p>
+        </w:tc>
+      </w:tr>
+    </w:tbl>
+    <w:p/>
     <w:p>
       <w:pPr>
         <w:pStyle w:val="ListNumber"/>
@@ -531,37 +474,7 @@
           <w:color w:val="282C34"/>
           <w:sz w:val="21"/>
         </w:rPr>
-        <w:t xml:space="preserve"> release the line (all NMOS OFF), no current flows to ground. The pull-up resistor pulls the bus to </w:t>
-      </w:r>
-      <w:r>
-        <w:rPr>
-          <w:i/>
-          <w:color w:val="145AA0"/>
-          <w:sz w:val="21"/>
-        </w:rPr>
-        <w:t>V_{DD</w:t>
-      </w:r>
-      <w:r>
-        <w:rPr>
-          <w:color w:val="282C34"/>
-          <w:sz w:val="21"/>
-        </w:rPr>
-        <w:t xml:space="preserve"> (</w:t>
-      </w:r>
-      <w:r>
-        <w:rPr>
-          <w:i/>
-          <w:color w:val="145AA0"/>
-          <w:sz w:val="21"/>
-        </w:rPr>
-        <w:t>Bus = HIGH = 1</w:t>
-      </w:r>
-      <w:r>
-        <w:rPr>
-          <w:color w:val="282C34"/>
-          <w:sz w:val="21"/>
-        </w:rPr>
-        <w:t>).</w:t>
+        <w:t xml:space="preserve"> release the line (all NMOS OFF), no current flows to ground. The pull-up resistor pulls the bus to V_DD (Bus = HIGH = 1).</w:t>
       </w:r>
     </w:p>
     <w:p>
@@ -590,52 +503,7 @@
           <w:color w:val="282C34"/>
           <w:sz w:val="21"/>
         </w:rPr>
-        <w:t xml:space="preserve"> turns its NMOS ON, current flows from </w:t>
-      </w:r>
-      <w:r>
-        <w:rPr>
-          <w:i/>
-          <w:color w:val="145AA0"/>
-          <w:sz w:val="21"/>
-        </w:rPr>
-        <w:t>V_{DD</w:t>
-      </w:r>
-      <w:r>
-        <w:rPr>
-          <w:color w:val="282C34"/>
-          <w:sz w:val="21"/>
-        </w:rPr>
-        <w:t xml:space="preserve"> through </w:t>
-      </w:r>
-      <w:r>
-        <w:rPr>
-          <w:i/>
-          <w:color w:val="145AA0"/>
-          <w:sz w:val="21"/>
-        </w:rPr>
-        <w:t>R_p</w:t>
-      </w:r>
-      <w:r>
-        <w:rPr>
-          <w:color w:val="282C34"/>
-          <w:sz w:val="21"/>
-        </w:rPr>
-        <w:t xml:space="preserve"> and the NMOS to Ground, pulling the entire bus LOW (</w:t>
-      </w:r>
-      <w:r>
-        <w:rPr>
-          <w:i/>
-          <w:color w:val="145AA0"/>
-          <w:sz w:val="21"/>
-        </w:rPr>
-        <w:t>Bus = LOW = 0</w:t>
-      </w:r>
-      <w:r>
-        <w:rPr>
-          <w:color w:val="282C34"/>
-          <w:sz w:val="21"/>
-        </w:rPr>
-        <w:t>).</w:t>
+        <w:t xml:space="preserve"> turns its NMOS ON, current flows from V_DD through R_p and the NMOS to Ground, pulling the entire bus LOW (Bus = LOW = 0).</w:t>
       </w:r>
     </w:p>
     <w:tbl>
@@ -690,52 +558,7 @@
                 <w:color w:val="282C34"/>
                 <w:sz w:val="20"/>
               </w:rPr>
-              <w:t>: If standard push-pull drivers were used in I2C, a condition where Device A drives HIGH (</w:t>
-            </w:r>
-            <w:r>
-              <w:rPr>
-                <w:i/>
-                <w:color w:val="145AA0"/>
-                <w:sz w:val="20"/>
-              </w:rPr>
-              <w:t>3.3\,V</w:t>
-            </w:r>
-            <w:r>
-              <w:rPr>
-                <w:color w:val="282C34"/>
-                <w:sz w:val="20"/>
-              </w:rPr>
-              <w:t>) while Device B drives LOW (</w:t>
-            </w:r>
-            <w:r>
-              <w:rPr>
-                <w:i/>
-                <w:color w:val="145AA0"/>
-                <w:sz w:val="20"/>
-              </w:rPr>
-              <w:t>0\,V</w:t>
-            </w:r>
-            <w:r>
-              <w:rPr>
-                <w:color w:val="282C34"/>
-                <w:sz w:val="20"/>
-              </w:rPr>
-              <w:t>) would form a low-impedance short-circuit across the supply rails. The resulting shoot-through current (</w:t>
-            </w:r>
-            <w:r>
-              <w:rPr>
-                <w:i/>
-                <w:color w:val="145AA0"/>
-                <w:sz w:val="20"/>
-              </w:rPr>
-              <w:t>&gt; 50--100\,mA</w:t>
-            </w:r>
-            <w:r>
-              <w:rPr>
-                <w:color w:val="282C34"/>
-                <w:sz w:val="20"/>
-              </w:rPr>
-              <w:t>) would destroy the output transistors. The open-drain Wired-AND architecture fundamentally prevents bus contention damage.</w:t>
+              <w:t>: If standard push-pull drivers were used in I2C, a condition where Device A drives HIGH (3.3 V) while Device B drives LOW (0 V) would form a low-impedance short-circuit across the supply rails. The resulting shoot-through current (&gt; 50--100 mA) would destroy the output transistors. The open-drain Wired-AND architecture fundamentally prevents bus contention damage.</w:t>
             </w:r>
           </w:p>
         </w:tc>
@@ -847,74 +670,14 @@
           <w:color w:val="282C34"/>
           <w:sz w:val="21"/>
         </w:rPr>
-        <w:t>Falling Edge ($t_f$)</w:t>
+        <w:t>Falling Edge (t_f)</w:t>
       </w:r>
       <w:r>
         <w:rPr>
           <w:color w:val="282C34"/>
           <w:sz w:val="21"/>
         </w:rPr>
-        <w:t xml:space="preserve">: The internal NMOS turns on with an on-resistance </w:t>
-      </w:r>
-      <w:r>
-        <w:rPr>
-          <w:i/>
-          <w:color w:val="145AA0"/>
-          <w:sz w:val="21"/>
-        </w:rPr>
-        <w:t>R_{DS(on)</w:t>
-      </w:r>
-      <w:r>
-        <w:rPr>
-          <w:color w:val="282C34"/>
-          <w:sz w:val="21"/>
-        </w:rPr>
-        <w:t xml:space="preserve"> of typically </w:t>
-      </w:r>
-      <w:r>
-        <w:rPr>
-          <w:i/>
-          <w:color w:val="145AA0"/>
-          <w:sz w:val="21"/>
-        </w:rPr>
-        <w:t>10--50\,\Omega</w:t>
-      </w:r>
-      <w:r>
-        <w:rPr>
-          <w:color w:val="282C34"/>
-          <w:sz w:val="21"/>
-        </w:rPr>
-        <w:t>. Bus capacitance (</w:t>
-      </w:r>
-      <w:r>
-        <w:rPr>
-          <w:i/>
-          <w:color w:val="145AA0"/>
-          <w:sz w:val="21"/>
-        </w:rPr>
-        <w:t>C_b</w:t>
-      </w:r>
-      <w:r>
-        <w:rPr>
-          <w:color w:val="282C34"/>
-          <w:sz w:val="21"/>
-        </w:rPr>
-        <w:t>) discharges rapidly to ground. Fall times are typically very fast (</w:t>
-      </w:r>
-      <w:r>
-        <w:rPr>
-          <w:i/>
-          <w:color w:val="145AA0"/>
-          <w:sz w:val="21"/>
-        </w:rPr>
-        <w:t>&lt; 20--50\,ns</w:t>
-      </w:r>
-      <w:r>
-        <w:rPr>
-          <w:color w:val="282C34"/>
-          <w:sz w:val="21"/>
-        </w:rPr>
-        <w:t>).</w:t>
+        <w:t>: The internal NMOS turns on with an on-resistance R_DS(on) of typically 10--50 Ω. Bus capacitance (C_b) discharges rapidly to ground. Fall times are typically very fast (&lt; 20--50 ns).</w:t>
       </w:r>
     </w:p>
     <w:p>
@@ -929,7 +692,7 @@
           <w:color w:val="282C34"/>
           <w:sz w:val="21"/>
         </w:rPr>
-        <w:t>Rising Edge ($t_r$)</w:t>
+        <w:t>Rising Edge (t_r)</w:t>
       </w:r>
       <w:r>
         <w:rPr>
@@ -939,102 +702,60 @@
         <w:t>: The NMOS turns off. The bus voltage rises according to the classic first-order RC charging curve:</w:t>
       </w:r>
     </w:p>
+    <w:tbl>
+      <w:tblPr>
+        <w:tblW w:type="auto" w:w="0"/>
+        <w:jc w:val="center"/>
+        <w:tblLook w:firstColumn="1" w:firstRow="1" w:lastColumn="0" w:lastRow="0" w:noHBand="0" w:noVBand="1" w:val="04A0"/>
+      </w:tblPr>
+      <w:tblGrid>
+        <w:gridCol w:w="9792"/>
+      </w:tblGrid>
+      <w:tr>
+        <w:tc>
+          <w:tcPr>
+            <w:tcW w:type="dxa" w:w="9792"/>
+            <w:shd w:fill="F5F6F8"/>
+            <w:tcMar>
+              <w:top w:w="80" w:type="dxa"/>
+              <w:bottom w:w="80" w:type="dxa"/>
+              <w:left w:w="140" w:type="dxa"/>
+              <w:right w:w="140" w:type="dxa"/>
+            </w:tcMar>
+            <w:tcBorders>
+              <w:left w:val="single" w:sz="18" w:space="0" w:color="CBD5E0"/>
+              <w:top w:val="none"/>
+              <w:right w:val="none"/>
+              <w:bottom w:val="none"/>
+            </w:tcBorders>
+          </w:tcPr>
+          <w:p>
+            <w:pPr>
+              <w:spacing w:line="240" w:lineRule="auto" w:after="0"/>
+            </w:pPr>
+            <w:r>
+              <w:rPr>
+                <w:rFonts w:ascii="Consolas" w:hAnsi="Consolas"/>
+                <w:color w:val="2D3748"/>
+                <w:sz w:val="18"/>
+              </w:rPr>
+              <w:t>V(t) = V_DD (1 - e^-t / (R_p C_b))</w:t>
+            </w:r>
+          </w:p>
+        </w:tc>
+      </w:tr>
+    </w:tbl>
+    <w:p/>
     <w:p>
       <w:pPr>
         <w:spacing w:after="80"/>
       </w:pPr>
-      <w:r>
-        <w:rPr>
-          <w:i/>
-          <w:color w:val="145AA0"/>
-          <w:sz w:val="21"/>
-        </w:rPr>
-      </w:r>
       <w:r>
         <w:rPr>
           <w:color w:val="282C34"/>
           <w:sz w:val="21"/>
         </w:rPr>
-        <w:t>V(t) = V_{DD} \left(1 - e^{-\frac{t}{R_p C_b}}\right)</w:t>
-      </w:r>
-      <w:r>
-        <w:rPr>
-          <w:i/>
-          <w:color w:val="145AA0"/>
-          <w:sz w:val="21"/>
-        </w:rPr>
-      </w:r>
-    </w:p>
-    <w:p>
-      <w:pPr>
-        <w:spacing w:after="80"/>
-      </w:pPr>
-      <w:r>
-        <w:rPr>
-          <w:color w:val="282C34"/>
-          <w:sz w:val="21"/>
-        </w:rPr>
-        <w:t xml:space="preserve">Where </w:t>
-      </w:r>
-      <w:r>
-        <w:rPr>
-          <w:i/>
-          <w:color w:val="145AA0"/>
-          <w:sz w:val="21"/>
-        </w:rPr>
-        <w:t>R_p</w:t>
-      </w:r>
-      <w:r>
-        <w:rPr>
-          <w:color w:val="282C34"/>
-          <w:sz w:val="21"/>
-        </w:rPr>
-        <w:t xml:space="preserve"> is typically </w:t>
-      </w:r>
-      <w:r>
-        <w:rPr>
-          <w:i/>
-          <w:color w:val="145AA0"/>
-          <w:sz w:val="21"/>
-        </w:rPr>
-        <w:t>1\,k\Omega to 10\,k\Omega</w:t>
-      </w:r>
-      <w:r>
-        <w:rPr>
-          <w:color w:val="282C34"/>
-          <w:sz w:val="21"/>
-        </w:rPr>
-        <w:t xml:space="preserve"> and </w:t>
-      </w:r>
-      <w:r>
-        <w:rPr>
-          <w:i/>
-          <w:color w:val="145AA0"/>
-          <w:sz w:val="21"/>
-        </w:rPr>
-        <w:t>C_b</w:t>
-      </w:r>
-      <w:r>
-        <w:rPr>
-          <w:color w:val="282C34"/>
-          <w:sz w:val="21"/>
-        </w:rPr>
-        <w:t xml:space="preserve"> is </w:t>
-      </w:r>
-      <w:r>
-        <w:rPr>
-          <w:i/>
-          <w:color w:val="145AA0"/>
-          <w:sz w:val="21"/>
-        </w:rPr>
-        <w:t>50--400\,pF</w:t>
-      </w:r>
-      <w:r>
-        <w:rPr>
-          <w:color w:val="282C34"/>
-          <w:sz w:val="21"/>
-        </w:rPr>
-        <w:t>. The rise time is orders of magnitude slower than the fall time.</w:t>
+        <w:t>Where R_p is typically 1 kΩ to 10 kΩ and C_b is 50--400 pF. The rise time is orders of magnitude slower than the fall time.</w:t>
       </w:r>
     </w:p>
     <w:tbl>
@@ -1081,52 +802,7 @@
                 <w:color w:val="282C34"/>
                 <w:sz w:val="20"/>
               </w:rPr>
-              <w:t xml:space="preserve">Because the rise time is determined strictly by the </w:t>
-            </w:r>
-            <w:r>
-              <w:rPr>
-                <w:i/>
-                <w:color w:val="145AA0"/>
-                <w:sz w:val="20"/>
-              </w:rPr>
-              <w:t>R_p × C_b</w:t>
-            </w:r>
-            <w:r>
-              <w:rPr>
-                <w:color w:val="282C34"/>
-                <w:sz w:val="20"/>
-              </w:rPr>
-              <w:t xml:space="preserve"> time constant, adding more devices or longer PCB traces increases </w:t>
-            </w:r>
-            <w:r>
-              <w:rPr>
-                <w:i/>
-                <w:color w:val="145AA0"/>
-                <w:sz w:val="20"/>
-              </w:rPr>
-              <w:t>C_b</w:t>
-            </w:r>
-            <w:r>
-              <w:rPr>
-                <w:color w:val="282C34"/>
-                <w:sz w:val="20"/>
-              </w:rPr>
-              <w:t xml:space="preserve">, slowing the rise time. If the rise time is too slow, the clock or data signal fails to reach the logic threshold </w:t>
-            </w:r>
-            <w:r>
-              <w:rPr>
-                <w:i/>
-                <w:color w:val="145AA0"/>
-                <w:sz w:val="20"/>
-              </w:rPr>
-              <w:t>V_{IH</w:t>
-            </w:r>
-            <w:r>
-              <w:rPr>
-                <w:color w:val="282C34"/>
-                <w:sz w:val="20"/>
-              </w:rPr>
-              <w:t xml:space="preserve"> before the bit sampling window closes, leading to bus corruption.</w:t>
+              <w:t>Because the rise time is determined strictly by the R_p * C_b time constant, adding more devices or longer PCB traces increases C_b, slowing the rise time. If the rise time is too slow, the clock or data signal fails to reach the logic threshold V_IH before the bit sampling window closes, leading to bus corruption.</w:t>
             </w:r>
           </w:p>
         </w:tc>
@@ -1163,52 +839,7 @@
           <w:color w:val="282C34"/>
           <w:sz w:val="21"/>
         </w:rPr>
-        <w:t xml:space="preserve">Modern embedded systems frequently connect microcontrollers operating at </w:t>
-      </w:r>
-      <w:r>
-        <w:rPr>
-          <w:i/>
-          <w:color w:val="145AA0"/>
-          <w:sz w:val="21"/>
-        </w:rPr>
-        <w:t>3.3\,V</w:t>
-      </w:r>
-      <w:r>
-        <w:rPr>
-          <w:color w:val="282C34"/>
-          <w:sz w:val="21"/>
-        </w:rPr>
-        <w:t xml:space="preserve"> or </w:t>
-      </w:r>
-      <w:r>
-        <w:rPr>
-          <w:i/>
-          <w:color w:val="145AA0"/>
-          <w:sz w:val="21"/>
-        </w:rPr>
-        <w:t>1.8\,V</w:t>
-      </w:r>
-      <w:r>
-        <w:rPr>
-          <w:color w:val="282C34"/>
-          <w:sz w:val="21"/>
-        </w:rPr>
-        <w:t xml:space="preserve"> with legacy sensors or peripheral chips operating at </w:t>
-      </w:r>
-      <w:r>
-        <w:rPr>
-          <w:i/>
-          <w:color w:val="145AA0"/>
-          <w:sz w:val="21"/>
-        </w:rPr>
-        <w:t>5.0\,V</w:t>
-      </w:r>
-      <w:r>
-        <w:rPr>
-          <w:color w:val="282C34"/>
-          <w:sz w:val="21"/>
-        </w:rPr>
-        <w:t>.</w:t>
+        <w:t>Modern embedded systems frequently connect microcontrollers operating at 3.3 V or 1.8 V with legacy sensors or peripheral chips operating at 5.0 V.</w:t>
       </w:r>
     </w:p>
     <w:p>
@@ -1248,238 +879,58 @@
           <w:color w:val="282C34"/>
           <w:sz w:val="21"/>
         </w:rPr>
-        <w:t>Maximum LOW-level input voltage ($V_{IL}$)</w:t>
+        <w:t>Maximum LOW-level input voltage (V_IL)</w:t>
       </w:r>
       <w:r>
         <w:rPr>
           <w:color w:val="282C34"/>
           <w:sz w:val="21"/>
         </w:rPr>
-        <w:t xml:space="preserve">: </w:t>
+        <w:t>: 0.3 * V_DD (e.g., 0.99 V for 3.3 V; 1.5 V for 5.0 V).</w:t>
       </w:r>
+    </w:p>
+    <w:p>
+      <w:pPr>
+        <w:pStyle w:val="ListBullet"/>
+        <w:spacing w:after="40"/>
+        <w:ind w:left="360"/>
+      </w:pPr>
       <w:r>
         <w:rPr>
-          <w:i/>
-          <w:color w:val="145AA0"/>
+          <w:b/>
+          <w:color w:val="282C34"/>
           <w:sz w:val="21"/>
         </w:rPr>
-        <w:t>0.3 × V_{DD</w:t>
+        <w:t>Minimum HIGH-level input voltage (V_IH)</w:t>
       </w:r>
       <w:r>
         <w:rPr>
           <w:color w:val="282C34"/>
           <w:sz w:val="21"/>
         </w:rPr>
-        <w:t xml:space="preserve"> (e.g., </w:t>
+        <w:t>: 0.7 * V_DD (e.g., 2.31 V for 3.3 V; 3.5 V for 5.0 V).</w:t>
       </w:r>
+    </w:p>
+    <w:p>
+      <w:pPr>
+        <w:pStyle w:val="ListBullet"/>
+        <w:spacing w:after="40"/>
+        <w:ind w:left="360"/>
+      </w:pPr>
       <w:r>
         <w:rPr>
-          <w:i/>
-          <w:color w:val="145AA0"/>
+          <w:b/>
+          <w:color w:val="282C34"/>
           <w:sz w:val="21"/>
         </w:rPr>
-        <w:t>0.99\,V</w:t>
+        <w:t>Maximum Output LOW level (V_OL)</w:t>
       </w:r>
       <w:r>
         <w:rPr>
           <w:color w:val="282C34"/>
           <w:sz w:val="21"/>
         </w:rPr>
-        <w:t xml:space="preserve"> for </w:t>
-      </w:r>
-      <w:r>
-        <w:rPr>
-          <w:i/>
-          <w:color w:val="145AA0"/>
-          <w:sz w:val="21"/>
-        </w:rPr>
-        <w:t>3.3\,V</w:t>
-      </w:r>
-      <w:r>
-        <w:rPr>
-          <w:color w:val="282C34"/>
-          <w:sz w:val="21"/>
-        </w:rPr>
-        <w:t xml:space="preserve">; </w:t>
-      </w:r>
-      <w:r>
-        <w:rPr>
-          <w:i/>
-          <w:color w:val="145AA0"/>
-          <w:sz w:val="21"/>
-        </w:rPr>
-        <w:t>1.5\,V</w:t>
-      </w:r>
-      <w:r>
-        <w:rPr>
-          <w:color w:val="282C34"/>
-          <w:sz w:val="21"/>
-        </w:rPr>
-        <w:t xml:space="preserve"> for </w:t>
-      </w:r>
-      <w:r>
-        <w:rPr>
-          <w:i/>
-          <w:color w:val="145AA0"/>
-          <w:sz w:val="21"/>
-        </w:rPr>
-        <w:t>5.0\,V</w:t>
-      </w:r>
-      <w:r>
-        <w:rPr>
-          <w:color w:val="282C34"/>
-          <w:sz w:val="21"/>
-        </w:rPr>
-        <w:t>).</w:t>
-      </w:r>
-    </w:p>
-    <w:p>
-      <w:pPr>
-        <w:pStyle w:val="ListBullet"/>
-        <w:spacing w:after="40"/>
-        <w:ind w:left="360"/>
-      </w:pPr>
-      <w:r>
-        <w:rPr>
-          <w:b/>
-          <w:color w:val="282C34"/>
-          <w:sz w:val="21"/>
-        </w:rPr>
-        <w:t>Minimum HIGH-level input voltage ($V_{IH}$)</w:t>
-      </w:r>
-      <w:r>
-        <w:rPr>
-          <w:color w:val="282C34"/>
-          <w:sz w:val="21"/>
-        </w:rPr>
-        <w:t xml:space="preserve">: </w:t>
-      </w:r>
-      <w:r>
-        <w:rPr>
-          <w:i/>
-          <w:color w:val="145AA0"/>
-          <w:sz w:val="21"/>
-        </w:rPr>
-        <w:t>0.7 × V_{DD</w:t>
-      </w:r>
-      <w:r>
-        <w:rPr>
-          <w:color w:val="282C34"/>
-          <w:sz w:val="21"/>
-        </w:rPr>
-        <w:t xml:space="preserve"> (e.g., </w:t>
-      </w:r>
-      <w:r>
-        <w:rPr>
-          <w:i/>
-          <w:color w:val="145AA0"/>
-          <w:sz w:val="21"/>
-        </w:rPr>
-        <w:t>2.31\,V</w:t>
-      </w:r>
-      <w:r>
-        <w:rPr>
-          <w:color w:val="282C34"/>
-          <w:sz w:val="21"/>
-        </w:rPr>
-        <w:t xml:space="preserve"> for </w:t>
-      </w:r>
-      <w:r>
-        <w:rPr>
-          <w:i/>
-          <w:color w:val="145AA0"/>
-          <w:sz w:val="21"/>
-        </w:rPr>
-        <w:t>3.3\,V</w:t>
-      </w:r>
-      <w:r>
-        <w:rPr>
-          <w:color w:val="282C34"/>
-          <w:sz w:val="21"/>
-        </w:rPr>
-        <w:t xml:space="preserve">; </w:t>
-      </w:r>
-      <w:r>
-        <w:rPr>
-          <w:i/>
-          <w:color w:val="145AA0"/>
-          <w:sz w:val="21"/>
-        </w:rPr>
-        <w:t>3.5\,V</w:t>
-      </w:r>
-      <w:r>
-        <w:rPr>
-          <w:color w:val="282C34"/>
-          <w:sz w:val="21"/>
-        </w:rPr>
-        <w:t xml:space="preserve"> for </w:t>
-      </w:r>
-      <w:r>
-        <w:rPr>
-          <w:i/>
-          <w:color w:val="145AA0"/>
-          <w:sz w:val="21"/>
-        </w:rPr>
-        <w:t>5.0\,V</w:t>
-      </w:r>
-      <w:r>
-        <w:rPr>
-          <w:color w:val="282C34"/>
-          <w:sz w:val="21"/>
-        </w:rPr>
-        <w:t>).</w:t>
-      </w:r>
-    </w:p>
-    <w:p>
-      <w:pPr>
-        <w:pStyle w:val="ListBullet"/>
-        <w:spacing w:after="40"/>
-        <w:ind w:left="360"/>
-      </w:pPr>
-      <w:r>
-        <w:rPr>
-          <w:b/>
-          <w:color w:val="282C34"/>
-          <w:sz w:val="21"/>
-        </w:rPr>
-        <w:t>Maximum Output LOW level ($V_{OL}$)</w:t>
-      </w:r>
-      <w:r>
-        <w:rPr>
-          <w:color w:val="282C34"/>
-          <w:sz w:val="21"/>
-        </w:rPr>
-        <w:t xml:space="preserve">: Typically </w:t>
-      </w:r>
-      <w:r>
-        <w:rPr>
-          <w:i/>
-          <w:color w:val="145AA0"/>
-          <w:sz w:val="21"/>
-        </w:rPr>
-        <w:t>0.4\,V</w:t>
-      </w:r>
-      <w:r>
-        <w:rPr>
-          <w:color w:val="282C34"/>
-          <w:sz w:val="21"/>
-        </w:rPr>
-        <w:t xml:space="preserve"> at nominal sink current (</w:t>
-      </w:r>
-      <w:r>
-        <w:rPr>
-          <w:i/>
-          <w:color w:val="145AA0"/>
-          <w:sz w:val="21"/>
-        </w:rPr>
-        <w:t>3\,mA</w:t>
-      </w:r>
-      <w:r>
-        <w:rPr>
-          <w:color w:val="282C34"/>
-          <w:sz w:val="21"/>
-        </w:rPr>
-        <w:t>).</w:t>
+        <w:t>: Typically 0.4 V at nominal sink current (3 mA).</w:t>
       </w:r>
     </w:p>
     <w:p>
@@ -1504,52 +955,7 @@
           <w:color w:val="282C34"/>
           <w:sz w:val="21"/>
         </w:rPr>
-        <w:t xml:space="preserve">To bridge two bus sections at different voltages (e.g., </w:t>
-      </w:r>
-      <w:r>
-        <w:rPr>
-          <w:i/>
-          <w:color w:val="145AA0"/>
-          <w:sz w:val="21"/>
-        </w:rPr>
-        <w:t>V_{DD1 = 1.8\,V</w:t>
-      </w:r>
-      <w:r>
-        <w:rPr>
-          <w:color w:val="282C34"/>
-          <w:sz w:val="21"/>
-        </w:rPr>
-        <w:t xml:space="preserve"> or </w:t>
-      </w:r>
-      <w:r>
-        <w:rPr>
-          <w:i/>
-          <w:color w:val="145AA0"/>
-          <w:sz w:val="21"/>
-        </w:rPr>
-        <w:t>3.3\,V</w:t>
-      </w:r>
-      <w:r>
-        <w:rPr>
-          <w:color w:val="282C34"/>
-          <w:sz w:val="21"/>
-        </w:rPr>
-        <w:t xml:space="preserve">, and </w:t>
-      </w:r>
-      <w:r>
-        <w:rPr>
-          <w:i/>
-          <w:color w:val="145AA0"/>
-          <w:sz w:val="21"/>
-        </w:rPr>
-        <w:t>V_{DD2 = 5.0\,V</w:t>
-      </w:r>
-      <w:r>
-        <w:rPr>
-          <w:color w:val="282C34"/>
-          <w:sz w:val="21"/>
-        </w:rPr>
-        <w:t>), the standard industry circuit uses an N-channel MOSFET (such as BSS138) with an integrated body diode:</w:t>
+        <w:t>To bridge two bus sections at different voltages (e.g., V_DD1 = 1.8 V or 3.3 V, and V_DD2 = 5.0 V), the standard industry circuit uses an N-channel MOSFET (such as BSS138) with an integrated body diode:</w:t>
       </w:r>
     </w:p>
     <w:tbl>
@@ -1673,103 +1079,35 @@
           <w:color w:val="282C34"/>
           <w:sz w:val="21"/>
         </w:rPr>
-        <w:t xml:space="preserve">SDA1 is pulled to </w:t>
+        <w:t>SDA1 is pulled to 3.3 V by R_p1.</w:t>
       </w:r>
-      <w:r>
-        <w:rPr>
-          <w:i/>
-          <w:color w:val="145AA0"/>
-          <w:sz w:val="21"/>
-        </w:rPr>
-        <w:t>3.3\,V</w:t>
-      </w:r>
+    </w:p>
+    <w:p>
+      <w:pPr>
+        <w:pStyle w:val="ListBullet"/>
+        <w:spacing w:after="40"/>
+        <w:ind w:left="720"/>
+      </w:pPr>
       <w:r>
         <w:rPr>
           <w:color w:val="282C34"/>
           <w:sz w:val="21"/>
         </w:rPr>
-        <w:t xml:space="preserve"> by </w:t>
+        <w:t>Gate is tied to V_DD1 (3.3 V).</w:t>
       </w:r>
-      <w:r>
-        <w:rPr>
-          <w:i/>
-          <w:color w:val="145AA0"/>
-          <w:sz w:val="21"/>
-        </w:rPr>
-        <w:t>R_{p1</w:t>
-      </w:r>
+    </w:p>
+    <w:p>
+      <w:pPr>
+        <w:pStyle w:val="ListBullet"/>
+        <w:spacing w:after="40"/>
+        <w:ind w:left="720"/>
+      </w:pPr>
       <w:r>
         <w:rPr>
           <w:color w:val="282C34"/>
           <w:sz w:val="21"/>
         </w:rPr>
-        <w:t>.</w:t>
-      </w:r>
-    </w:p>
-    <w:p>
-      <w:pPr>
-        <w:pStyle w:val="ListBullet"/>
-        <w:spacing w:after="40"/>
-        <w:ind w:left="720"/>
-      </w:pPr>
-      <w:r>
-        <w:rPr>
-          <w:color w:val="282C34"/>
-          <w:sz w:val="21"/>
-        </w:rPr>
-        <w:t xml:space="preserve">Gate is tied to </w:t>
-      </w:r>
-      <w:r>
-        <w:rPr>
-          <w:i/>
-          <w:color w:val="145AA0"/>
-          <w:sz w:val="21"/>
-        </w:rPr>
-        <w:t>V_{DD1</w:t>
-      </w:r>
-      <w:r>
-        <w:rPr>
-          <w:color w:val="282C34"/>
-          <w:sz w:val="21"/>
-        </w:rPr>
-        <w:t xml:space="preserve"> (</w:t>
-      </w:r>
-      <w:r>
-        <w:rPr>
-          <w:i/>
-          <w:color w:val="145AA0"/>
-          <w:sz w:val="21"/>
-        </w:rPr>
-        <w:t>3.3\,V</w:t>
-      </w:r>
-      <w:r>
-        <w:rPr>
-          <w:color w:val="282C34"/>
-          <w:sz w:val="21"/>
-        </w:rPr>
-        <w:t>).</w:t>
-      </w:r>
-    </w:p>
-    <w:p>
-      <w:pPr>
-        <w:pStyle w:val="ListBullet"/>
-        <w:spacing w:after="40"/>
-        <w:ind w:left="720"/>
-      </w:pPr>
-      <w:r>
-        <w:rPr>
-          <w:i/>
-          <w:color w:val="145AA0"/>
-          <w:sz w:val="21"/>
-        </w:rPr>
-        <w:t>V_{GS = V_G - V_S = 3.3\,V - 3.3\,V = 0\,V</w:t>
-      </w:r>
-      <w:r>
-        <w:rPr>
-          <w:color w:val="282C34"/>
-          <w:sz w:val="21"/>
-        </w:rPr>
-        <w:t>.</w:t>
+        <w:t>V_GS = V_G - V_S = 3.3 V - 3.3 V = 0 V.</w:t>
       </w:r>
     </w:p>
     <w:p>
@@ -1812,37 +1150,7 @@
           <w:color w:val="282C34"/>
           <w:sz w:val="21"/>
         </w:rPr>
-        <w:t xml:space="preserve">SDA2 is pulled to </w:t>
-      </w:r>
-      <w:r>
-        <w:rPr>
-          <w:i/>
-          <w:color w:val="145AA0"/>
-          <w:sz w:val="21"/>
-        </w:rPr>
-        <w:t>5.0\,V</w:t>
-      </w:r>
-      <w:r>
-        <w:rPr>
-          <w:color w:val="282C34"/>
-          <w:sz w:val="21"/>
-        </w:rPr>
-        <w:t xml:space="preserve"> by </w:t>
-      </w:r>
-      <w:r>
-        <w:rPr>
-          <w:i/>
-          <w:color w:val="145AA0"/>
-          <w:sz w:val="21"/>
-        </w:rPr>
-        <w:t>R_{p2</w:t>
-      </w:r>
-      <w:r>
-        <w:rPr>
-          <w:color w:val="282C34"/>
-          <w:sz w:val="21"/>
-        </w:rPr>
-        <w:t>.</w:t>
+        <w:t>SDA2 is pulled to 5.0 V by R_p2.</w:t>
       </w:r>
     </w:p>
     <w:p>
@@ -1871,7 +1179,7 @@
           <w:color w:val="282C34"/>
           <w:sz w:val="21"/>
         </w:rPr>
-        <w:t>State 2: Low-Voltage Side Drives LOW ($3.3\,\text{V}$ side pulls to $0\,\text{V}$)</w:t>
+        <w:t>State 2: Low-Voltage Side Drives LOW (3.3 V side pulls to 0 V)</w:t>
       </w:r>
     </w:p>
     <w:p>
@@ -1885,22 +1193,21 @@
           <w:color w:val="282C34"/>
           <w:sz w:val="21"/>
         </w:rPr>
-        <w:t xml:space="preserve">Controller or sensor on SDA1 activates internal NMOS, pulling SDA1 to </w:t>
+        <w:t>Controller or sensor on SDA1 activates internal NMOS, pulling SDA1 to 0 V.</w:t>
       </w:r>
-      <w:r>
-        <w:rPr>
-          <w:i/>
-          <w:color w:val="145AA0"/>
-          <w:sz w:val="21"/>
-        </w:rPr>
-        <w:t>0\,V</w:t>
-      </w:r>
+    </w:p>
+    <w:p>
+      <w:pPr>
+        <w:pStyle w:val="ListBullet"/>
+        <w:spacing w:after="40"/>
+        <w:ind w:left="720"/>
+      </w:pPr>
       <w:r>
         <w:rPr>
           <w:color w:val="282C34"/>
           <w:sz w:val="21"/>
         </w:rPr>
-        <w:t>.</w:t>
+        <w:t>Gate is at 3.3 V, Source drops to 0 V.</w:t>
       </w:r>
     </w:p>
     <w:p>
@@ -1914,74 +1221,7 @@
           <w:color w:val="282C34"/>
           <w:sz w:val="21"/>
         </w:rPr>
-        <w:t xml:space="preserve">Gate is at </w:t>
-      </w:r>
-      <w:r>
-        <w:rPr>
-          <w:i/>
-          <w:color w:val="145AA0"/>
-          <w:sz w:val="21"/>
-        </w:rPr>
-        <w:t>3.3\,V</w:t>
-      </w:r>
-      <w:r>
-        <w:rPr>
-          <w:color w:val="282C34"/>
-          <w:sz w:val="21"/>
-        </w:rPr>
-        <w:t xml:space="preserve">, Source drops to </w:t>
-      </w:r>
-      <w:r>
-        <w:rPr>
-          <w:i/>
-          <w:color w:val="145AA0"/>
-          <w:sz w:val="21"/>
-        </w:rPr>
-        <w:t>0\,V</w:t>
-      </w:r>
-      <w:r>
-        <w:rPr>
-          <w:color w:val="282C34"/>
-          <w:sz w:val="21"/>
-        </w:rPr>
-        <w:t>.</w:t>
-      </w:r>
-    </w:p>
-    <w:p>
-      <w:pPr>
-        <w:pStyle w:val="ListBullet"/>
-        <w:spacing w:after="40"/>
-        <w:ind w:left="720"/>
-      </w:pPr>
-      <w:r>
-        <w:rPr>
-          <w:i/>
-          <w:color w:val="145AA0"/>
-          <w:sz w:val="21"/>
-        </w:rPr>
-        <w:t>V_{GS = 3.3\,V - 0\,V = 3.3\,V &gt; V_{GS(th)</w:t>
-      </w:r>
-      <w:r>
-        <w:rPr>
-          <w:color w:val="282C34"/>
-          <w:sz w:val="21"/>
-        </w:rPr>
-        <w:t xml:space="preserve"> (threshold is typically </w:t>
-      </w:r>
-      <w:r>
-        <w:rPr>
-          <w:i/>
-          <w:color w:val="145AA0"/>
-          <w:sz w:val="21"/>
-        </w:rPr>
-        <w:t>\sim 1.2\,V</w:t>
-      </w:r>
-      <w:r>
-        <w:rPr>
-          <w:color w:val="282C34"/>
-          <w:sz w:val="21"/>
-        </w:rPr>
-        <w:t>).</w:t>
+        <w:t>V_GS = 3.3 V - 0 V = 3.3 V &gt; V_GS(th) (threshold is typically sim 1.2 V).</w:t>
       </w:r>
     </w:p>
     <w:p>
@@ -2024,51 +1264,21 @@
           <w:color w:val="282C34"/>
           <w:sz w:val="21"/>
         </w:rPr>
-        <w:t xml:space="preserve">The conducting channel shorts Drain to Source, discharging SDA2 to </w:t>
+        <w:t>The conducting channel shorts Drain to Source, discharging SDA2 to 0 V.</w:t>
       </w:r>
-      <w:r>
-        <w:rPr>
-          <w:i/>
-          <w:color w:val="145AA0"/>
-          <w:sz w:val="21"/>
-        </w:rPr>
-        <w:t>0\,V</w:t>
-      </w:r>
+    </w:p>
+    <w:p>
+      <w:pPr>
+        <w:pStyle w:val="ListBullet"/>
+        <w:spacing w:after="40"/>
+        <w:ind w:left="720"/>
+      </w:pPr>
       <w:r>
         <w:rPr>
           <w:color w:val="282C34"/>
           <w:sz w:val="21"/>
         </w:rPr>
-        <w:t>.</w:t>
-      </w:r>
-    </w:p>
-    <w:p>
-      <w:pPr>
-        <w:pStyle w:val="ListBullet"/>
-        <w:spacing w:after="40"/>
-        <w:ind w:left="720"/>
-      </w:pPr>
-      <w:r>
-        <w:rPr>
-          <w:color w:val="282C34"/>
-          <w:sz w:val="21"/>
-        </w:rPr>
-        <w:t>Result: Both sides become LOW (</w:t>
-      </w:r>
-      <w:r>
-        <w:rPr>
-          <w:i/>
-          <w:color w:val="145AA0"/>
-          <w:sz w:val="21"/>
-        </w:rPr>
-        <w:t>0\,V</w:t>
-      </w:r>
-      <w:r>
-        <w:rPr>
-          <w:color w:val="282C34"/>
-          <w:sz w:val="21"/>
-        </w:rPr>
-        <w:t>).</w:t>
+        <w:t>Result: Both sides become LOW (0 V).</w:t>
       </w:r>
     </w:p>
     <w:p>
@@ -2083,7 +1293,7 @@
           <w:color w:val="282C34"/>
           <w:sz w:val="21"/>
         </w:rPr>
-        <w:t>State 3: High-Voltage Side Drives LOW ($5.0\,\text{V}$ side pulls to $0\,\text{V}$)</w:t>
+        <w:t>State 3: High-Voltage Side Drives LOW (5.0 V side pulls to 0 V)</w:t>
       </w:r>
     </w:p>
     <w:p>
@@ -2097,22 +1307,7 @@
           <w:color w:val="282C34"/>
           <w:sz w:val="21"/>
         </w:rPr>
-        <w:t xml:space="preserve">Target on SDA2 activates internal NMOS, pulling SDA2 to </w:t>
-      </w:r>
-      <w:r>
-        <w:rPr>
-          <w:i/>
-          <w:color w:val="145AA0"/>
-          <w:sz w:val="21"/>
-        </w:rPr>
-        <w:t>0\,V</w:t>
-      </w:r>
-      <w:r>
-        <w:rPr>
-          <w:color w:val="282C34"/>
-          <w:sz w:val="21"/>
-        </w:rPr>
-        <w:t>.</w:t>
+        <w:t>Target on SDA2 activates internal NMOS, pulling SDA2 to 0 V.</w:t>
       </w:r>
     </w:p>
     <w:p>
@@ -2140,66 +1335,21 @@
           <w:color w:val="282C34"/>
           <w:sz w:val="21"/>
         </w:rPr>
-        <w:t xml:space="preserve">SDA1 is initially pulled down through the body diode to </w:t>
+        <w:t>SDA1 is initially pulled down through the body diode to sim 0.6 V.</w:t>
       </w:r>
-      <w:r>
-        <w:rPr>
-          <w:i/>
-          <w:color w:val="145AA0"/>
-          <w:sz w:val="21"/>
-        </w:rPr>
-        <w:t>\sim 0.6\,V</w:t>
-      </w:r>
+    </w:p>
+    <w:p>
+      <w:pPr>
+        <w:pStyle w:val="ListBullet"/>
+        <w:spacing w:after="40"/>
+        <w:ind w:left="720"/>
+      </w:pPr>
       <w:r>
         <w:rPr>
           <w:color w:val="282C34"/>
           <w:sz w:val="21"/>
         </w:rPr>
-        <w:t>.</w:t>
-      </w:r>
-    </w:p>
-    <w:p>
-      <w:pPr>
-        <w:pStyle w:val="ListBullet"/>
-        <w:spacing w:after="40"/>
-        <w:ind w:left="720"/>
-      </w:pPr>
-      <w:r>
-        <w:rPr>
-          <w:color w:val="282C34"/>
-          <w:sz w:val="21"/>
-        </w:rPr>
-        <w:t xml:space="preserve">As SDA1 falls to </w:t>
-      </w:r>
-      <w:r>
-        <w:rPr>
-          <w:i/>
-          <w:color w:val="145AA0"/>
-          <w:sz w:val="21"/>
-        </w:rPr>
-        <w:t>0.6\,V</w:t>
-      </w:r>
-      <w:r>
-        <w:rPr>
-          <w:color w:val="282C34"/>
-          <w:sz w:val="21"/>
-        </w:rPr>
-        <w:t xml:space="preserve">, </w:t>
-      </w:r>
-      <w:r>
-        <w:rPr>
-          <w:i/>
-          <w:color w:val="145AA0"/>
-          <w:sz w:val="21"/>
-        </w:rPr>
-        <w:t>V_{GS = 3.3\,V - 0.6\,V = 2.7\,V &gt; V_{GS(th)</w:t>
-      </w:r>
-      <w:r>
-        <w:rPr>
-          <w:color w:val="282C34"/>
-          <w:sz w:val="21"/>
-        </w:rPr>
-        <w:t>.</w:t>
+        <w:t>As SDA1 falls to 0.6 V, V_GS = 3.3 V - 0.6 V = 2.7 V &gt; V_GS(th).</w:t>
       </w:r>
     </w:p>
     <w:p>
@@ -2242,51 +1392,21 @@
           <w:color w:val="282C34"/>
           <w:sz w:val="21"/>
         </w:rPr>
-        <w:t>SDA1 is pulled down completely to Ground (</w:t>
+        <w:t>SDA1 is pulled down completely to Ground (V_OL ≈ 0.1--0.2 V).</w:t>
       </w:r>
-      <w:r>
-        <w:rPr>
-          <w:i/>
-          <w:color w:val="145AA0"/>
-          <w:sz w:val="21"/>
-        </w:rPr>
-        <w:t>V_{OL \approx 0.1--0.2\,V</w:t>
-      </w:r>
+    </w:p>
+    <w:p>
+      <w:pPr>
+        <w:pStyle w:val="ListBullet"/>
+        <w:spacing w:after="40"/>
+        <w:ind w:left="720"/>
+      </w:pPr>
       <w:r>
         <w:rPr>
           <w:color w:val="282C34"/>
           <w:sz w:val="21"/>
         </w:rPr>
-        <w:t>).</w:t>
-      </w:r>
-    </w:p>
-    <w:p>
-      <w:pPr>
-        <w:pStyle w:val="ListBullet"/>
-        <w:spacing w:after="40"/>
-        <w:ind w:left="720"/>
-      </w:pPr>
-      <w:r>
-        <w:rPr>
-          <w:color w:val="282C34"/>
-          <w:sz w:val="21"/>
-        </w:rPr>
-        <w:t>Result: Both sides become LOW (</w:t>
-      </w:r>
-      <w:r>
-        <w:rPr>
-          <w:i/>
-          <w:color w:val="145AA0"/>
-          <w:sz w:val="21"/>
-        </w:rPr>
-        <w:t>0\,V</w:t>
-      </w:r>
-      <w:r>
-        <w:rPr>
-          <w:color w:val="282C34"/>
-          <w:sz w:val="21"/>
-        </w:rPr>
-        <w:t>).</w:t>
+        <w:t>Result: Both sides become LOW (0 V).</w:t>
       </w:r>
     </w:p>
     <w:tbl>
@@ -2729,22 +1849,7 @@
                 <w:color w:val="282C34"/>
                 <w:sz w:val="18"/>
               </w:rPr>
-              <w:t>Drives START condition (</w:t>
-            </w:r>
-            <w:r>
-              <w:rPr>
-                <w:i/>
-                <w:color w:val="145AA0"/>
-                <w:sz w:val="18"/>
-              </w:rPr>
-              <w:t>S</w:t>
-            </w:r>
-            <w:r>
-              <w:rPr>
-                <w:color w:val="282C34"/>
-                <w:sz w:val="18"/>
-              </w:rPr>
-              <w:t>)</w:t>
+              <w:t>Drives START condition (S)</w:t>
             </w:r>
           </w:p>
         </w:tc>
@@ -3203,22 +2308,7 @@
                 <w:color w:val="282C34"/>
                 <w:sz w:val="18"/>
               </w:rPr>
-              <w:t>Drives STOP condition (</w:t>
-            </w:r>
-            <w:r>
-              <w:rPr>
-                <w:i/>
-                <w:color w:val="145AA0"/>
-                <w:sz w:val="18"/>
-              </w:rPr>
-              <w:t>P</w:t>
-            </w:r>
-            <w:r>
-              <w:rPr>
-                <w:color w:val="282C34"/>
-                <w:sz w:val="18"/>
-              </w:rPr>
-              <w:t>) to free the bus</w:t>
+              <w:t>Drives STOP condition (P) to free the bus</w:t>
             </w:r>
           </w:p>
         </w:tc>
@@ -3470,51 +2560,21 @@
           <w:color w:val="282C34"/>
           <w:sz w:val="21"/>
         </w:rPr>
-        <w:t xml:space="preserve">Once all devices release SCL, the pull-up resistor pulls SCL to </w:t>
+        <w:t>Once all devices release SCL, the pull-up resistor pulls SCL to V_DD.</w:t>
       </w:r>
-      <w:r>
-        <w:rPr>
-          <w:i/>
-          <w:color w:val="145AA0"/>
-          <w:sz w:val="21"/>
-        </w:rPr>
-        <w:t>V_{DD</w:t>
-      </w:r>
+    </w:p>
+    <w:p>
+      <w:pPr>
+        <w:pStyle w:val="ListBullet"/>
+        <w:spacing w:after="40"/>
+        <w:ind w:left="720"/>
+      </w:pPr>
       <w:r>
         <w:rPr>
           <w:color w:val="282C34"/>
           <w:sz w:val="21"/>
         </w:rPr>
-        <w:t>.</w:t>
-      </w:r>
-    </w:p>
-    <w:p>
-      <w:pPr>
-        <w:pStyle w:val="ListBullet"/>
-        <w:spacing w:after="40"/>
-        <w:ind w:left="720"/>
-      </w:pPr>
-      <w:r>
-        <w:rPr>
-          <w:color w:val="282C34"/>
-          <w:sz w:val="21"/>
-        </w:rPr>
-        <w:t xml:space="preserve">All devices monitor SCL. As soon as SCL crosses </w:t>
-      </w:r>
-      <w:r>
-        <w:rPr>
-          <w:i/>
-          <w:color w:val="145AA0"/>
-          <w:sz w:val="21"/>
-        </w:rPr>
-        <w:t>V_{IH</w:t>
-      </w:r>
-      <w:r>
-        <w:rPr>
-          <w:color w:val="282C34"/>
-          <w:sz w:val="21"/>
-        </w:rPr>
-        <w:t>, each device starts counting its internal HIGH period timer.</w:t>
+        <w:t>All devices monitor SCL. As soon as SCL crosses V_IH, each device starts counting its internal HIGH period timer.</w:t>
       </w:r>
     </w:p>
     <w:p>
@@ -3793,22 +2853,7 @@
           <w:color w:val="282C34"/>
           <w:sz w:val="21"/>
         </w:rPr>
-        <w:t xml:space="preserve">Because the target is holding SCL LOW, the controller detects that </w:t>
-      </w:r>
-      <w:r>
-        <w:rPr>
-          <w:i/>
-          <w:color w:val="145AA0"/>
-          <w:sz w:val="21"/>
-        </w:rPr>
-        <w:t>SCL &lt; V_{IH</w:t>
-      </w:r>
-      <w:r>
-        <w:rPr>
-          <w:color w:val="282C34"/>
-          <w:sz w:val="21"/>
-        </w:rPr>
-        <w:t>.</w:t>
+        <w:t>Because the target is holding SCL LOW, the controller detects that SCL &lt; V_IH.</w:t>
       </w:r>
     </w:p>
     <w:p>
@@ -3850,22 +2895,7 @@
           <w:color w:val="282C34"/>
           <w:sz w:val="21"/>
         </w:rPr>
-        <w:t xml:space="preserve">The pull-up resistor pulls SCL to </w:t>
-      </w:r>
-      <w:r>
-        <w:rPr>
-          <w:i/>
-          <w:color w:val="145AA0"/>
-          <w:sz w:val="21"/>
-        </w:rPr>
-        <w:t>V_{DD</w:t>
-      </w:r>
-      <w:r>
-        <w:rPr>
-          <w:color w:val="282C34"/>
-          <w:sz w:val="21"/>
-        </w:rPr>
-        <w:t>. The controller senses the rising edge and resumes normal clocking.</w:t>
+        <w:t>The pull-up resistor pulls SCL to V_DD. The controller senses the rising edge and resumes normal clocking.</w:t>
       </w:r>
     </w:p>
     <w:p>
@@ -4011,22 +3041,7 @@
                 <w:color w:val="282C34"/>
                 <w:sz w:val="20"/>
               </w:rPr>
-              <w:t xml:space="preserve"> (</w:t>
-            </w:r>
-            <w:r>
-              <w:rPr>
-                <w:i/>
-                <w:color w:val="145AA0"/>
-                <w:sz w:val="20"/>
-              </w:rPr>
-              <w:t>t_{TIMEOUT = 25--35\,ms</w:t>
-            </w:r>
-            <w:r>
-              <w:rPr>
-                <w:color w:val="282C34"/>
-                <w:sz w:val="20"/>
-              </w:rPr>
-              <w:t>). If SCL is held LOW for longer than 35 ms, SMBus devices reset their bus interface. Pure I2C does not mandate a timeout, meaning microcontroller firmware must implement software watchdog timers to abort stalled transactions.</w:t>
+              <w:t xml:space="preserve"> (t_TIMEOUT = 25--35 ms). If SCL is held LOW for longer than 35 ms, SMBus devices reset their bus interface. Pure I2C does not mandate a timeout, meaning microcontroller firmware must implement software watchdog timers to abort stalled transactions.</w:t>
             </w:r>
           </w:p>
         </w:tc>
@@ -4093,32 +3108,50 @@
         <w:t xml:space="preserve"> while the SCL line is HIGH. It relies on the principle that:</w:t>
       </w:r>
     </w:p>
-    <w:p>
-      <w:pPr>
-        <w:spacing w:after="80"/>
-      </w:pPr>
-      <w:r>
-        <w:rPr>
-          <w:i/>
-          <w:color w:val="145AA0"/>
-          <w:sz w:val="21"/>
-        </w:rPr>
-      </w:r>
-      <w:r>
-        <w:rPr>
-          <w:color w:val="282C34"/>
-          <w:sz w:val="21"/>
-        </w:rPr>
-        <w:t>\text{A LOW bit ('0') dominates a HIGH bit ('1') on a Wired-AND bus}</w:t>
-      </w:r>
-      <w:r>
-        <w:rPr>
-          <w:i/>
-          <w:color w:val="145AA0"/>
-          <w:sz w:val="21"/>
-        </w:rPr>
-      </w:r>
-    </w:p>
+    <w:tbl>
+      <w:tblPr>
+        <w:tblW w:type="auto" w:w="0"/>
+        <w:jc w:val="center"/>
+        <w:tblLook w:firstColumn="1" w:firstRow="1" w:lastColumn="0" w:lastRow="0" w:noHBand="0" w:noVBand="1" w:val="04A0"/>
+      </w:tblPr>
+      <w:tblGrid>
+        <w:gridCol w:w="9792"/>
+      </w:tblGrid>
+      <w:tr>
+        <w:tc>
+          <w:tcPr>
+            <w:tcW w:type="dxa" w:w="9792"/>
+            <w:shd w:fill="F5F6F8"/>
+            <w:tcMar>
+              <w:top w:w="80" w:type="dxa"/>
+              <w:bottom w:w="80" w:type="dxa"/>
+              <w:left w:w="140" w:type="dxa"/>
+              <w:right w:w="140" w:type="dxa"/>
+            </w:tcMar>
+            <w:tcBorders>
+              <w:left w:val="single" w:sz="18" w:space="0" w:color="CBD5E0"/>
+              <w:top w:val="none"/>
+              <w:right w:val="none"/>
+              <w:bottom w:val="none"/>
+            </w:tcBorders>
+          </w:tcPr>
+          <w:p>
+            <w:pPr>
+              <w:spacing w:line="240" w:lineRule="auto" w:after="0"/>
+            </w:pPr>
+            <w:r>
+              <w:rPr>
+                <w:rFonts w:ascii="Consolas" w:hAnsi="Consolas"/>
+                <w:color w:val="2D3748"/>
+                <w:sz w:val="18"/>
+              </w:rPr>
+              <w:t>A LOW bit ('0') dominates a HIGH bit ('1') on a Wired-AND bus</w:t>
+            </w:r>
+          </w:p>
+        </w:tc>
+      </w:tr>
+    </w:tbl>
+    <w:p/>
     <w:p>
       <w:pPr>
         <w:spacing w:before="160" w:after="80"/>
@@ -4620,7 +3653,7 @@
           <w:color w:val="282C34"/>
           <w:sz w:val="21"/>
         </w:rPr>
-        <w:t>LOW ($0\,\text{V}$)</w:t>
+        <w:t>LOW (0 V)</w:t>
       </w:r>
       <w:r>
         <w:rPr>
@@ -4663,7 +3696,7 @@
           <w:color w:val="282C34"/>
           <w:sz w:val="21"/>
         </w:rPr>
-        <w:t>LOW ($0\,\text{V}$)</w:t>
+        <w:t>LOW (0 V)</w:t>
       </w:r>
       <w:r>
         <w:rPr>
@@ -4678,7 +3711,7 @@
           <w:color w:val="282C34"/>
           <w:sz w:val="21"/>
         </w:rPr>
-        <w:t>HIGH ($1$)</w:t>
+        <w:t>HIGH (1)</w:t>
       </w:r>
       <w:r>
         <w:rPr>
@@ -4952,24 +3985,7 @@
           <w:color w:val="4682B4"/>
           <w:sz w:val="24"/>
         </w:rPr>
-        <w:t>8.1 50 ns Spike Suppression Glitch Filter (</w:t>
-      </w:r>
-      <w:r>
-        <w:rPr>
-          <w:b/>
-          <w:i/>
-          <w:color w:val="145AA0"/>
-          <w:sz w:val="24"/>
-        </w:rPr>
-        <w:t>t_{SP</w:t>
-      </w:r>
-      <w:r>
-        <w:rPr>
-          <w:b/>
-          <w:color w:val="4682B4"/>
-          <w:sz w:val="24"/>
-        </w:rPr>
-        <w:t>)</w:t>
+        <w:t>8.1 50 ns Spike Suppression Glitch Filter (t_SP)</w:t>
       </w:r>
     </w:p>
     <w:p>
@@ -4983,22 +3999,7 @@
           <w:color w:val="282C34"/>
           <w:sz w:val="21"/>
         </w:rPr>
-        <w:t>In Fast-mode (</w:t>
-      </w:r>
-      <w:r>
-        <w:rPr>
-          <w:i/>
-          <w:color w:val="145AA0"/>
-          <w:sz w:val="21"/>
-        </w:rPr>
-        <w:t>400\,kHz</w:t>
-      </w:r>
-      <w:r>
-        <w:rPr>
-          <w:color w:val="282C34"/>
-          <w:sz w:val="21"/>
-        </w:rPr>
-        <w:t>) and higher, input stages incorporate an analog low-pass RC spike suppression filter.</w:t>
+        <w:t>In Fast-mode (400 kHz) and higher, input stages incorporate an analog low-pass RC spike suppression filter.</w:t>
       </w:r>
     </w:p>
     <w:p>
@@ -5020,7 +4021,7 @@
           <w:color w:val="282C34"/>
           <w:sz w:val="21"/>
         </w:rPr>
-        <w:t>$&lt; 50\,\text{ns}$</w:t>
+        <w:t>&lt; 50 ns</w:t>
       </w:r>
       <w:r>
         <w:rPr>
@@ -5054,24 +4055,7 @@
           <w:color w:val="4682B4"/>
           <w:sz w:val="24"/>
         </w:rPr>
-        <w:t>8.2 Schmitt Trigger Hysteresis (</w:t>
-      </w:r>
-      <w:r>
-        <w:rPr>
-          <w:b/>
-          <w:i/>
-          <w:color w:val="145AA0"/>
-          <w:sz w:val="24"/>
-        </w:rPr>
-        <w:t>V_{hys</w:t>
-      </w:r>
-      <w:r>
-        <w:rPr>
-          <w:b/>
-          <w:color w:val="4682B4"/>
-          <w:sz w:val="24"/>
-        </w:rPr>
-        <w:t>)</w:t>
+        <w:t>8.2 Schmitt Trigger Hysteresis (V_hys)</w:t>
       </w:r>
     </w:p>
     <w:p>
@@ -5088,59 +4072,62 @@
         <w:t>I2C inputs must exhibit built-in hysteresis:</w:t>
       </w:r>
     </w:p>
+    <w:tbl>
+      <w:tblPr>
+        <w:tblW w:type="auto" w:w="0"/>
+        <w:jc w:val="center"/>
+        <w:tblLook w:firstColumn="1" w:firstRow="1" w:lastColumn="0" w:lastRow="0" w:noHBand="0" w:noVBand="1" w:val="04A0"/>
+      </w:tblPr>
+      <w:tblGrid>
+        <w:gridCol w:w="9792"/>
+      </w:tblGrid>
+      <w:tr>
+        <w:tc>
+          <w:tcPr>
+            <w:tcW w:type="dxa" w:w="9792"/>
+            <w:shd w:fill="F5F6F8"/>
+            <w:tcMar>
+              <w:top w:w="80" w:type="dxa"/>
+              <w:bottom w:w="80" w:type="dxa"/>
+              <w:left w:w="140" w:type="dxa"/>
+              <w:right w:w="140" w:type="dxa"/>
+            </w:tcMar>
+            <w:tcBorders>
+              <w:left w:val="single" w:sz="18" w:space="0" w:color="CBD5E0"/>
+              <w:top w:val="none"/>
+              <w:right w:val="none"/>
+              <w:bottom w:val="none"/>
+            </w:tcBorders>
+          </w:tcPr>
+          <w:p>
+            <w:pPr>
+              <w:spacing w:line="240" w:lineRule="auto" w:after="0"/>
+            </w:pPr>
+            <w:r>
+              <w:rPr>
+                <w:rFonts w:ascii="Consolas" w:hAnsi="Consolas"/>
+                <w:color w:val="2D3748"/>
+                <w:sz w:val="18"/>
+              </w:rPr>
+              <w:t>V_hys &gt;= 0.05 * V_DD (typically 0.1 * V_DD ≈ 330 mV at 3.3 V)</w:t>
+            </w:r>
+          </w:p>
+        </w:tc>
+      </w:tr>
+    </w:tbl>
+    <w:p/>
     <w:p>
       <w:pPr>
-        <w:spacing w:after="80"/>
-      </w:pPr>
-      <w:r>
-        <w:rPr>
-          <w:i/>
-          <w:color w:val="145AA0"/>
-          <w:sz w:val="21"/>
-        </w:rPr>
-      </w:r>
+        <w:pStyle w:val="ListBullet"/>
+        <w:spacing w:after="40"/>
+        <w:ind w:left="360"/>
+      </w:pPr>
       <w:r>
         <w:rPr>
           <w:color w:val="282C34"/>
           <w:sz w:val="21"/>
         </w:rPr>
-        <w:t>V_{hys} \ge 0.05 \times V_{DD} \quad (\text{typically } 0.1 \times V_{DD} \approx 330\,\text{mV at } 3.3\,\text{V})</w:t>
-      </w:r>
-      <w:r>
-        <w:rPr>
-          <w:i/>
-          <w:color w:val="145AA0"/>
-          <w:sz w:val="21"/>
-        </w:rPr>
-      </w:r>
-    </w:p>
-    <w:p>
-      <w:pPr>
-        <w:pStyle w:val="ListBullet"/>
-        <w:spacing w:after="40"/>
-        <w:ind w:left="360"/>
-      </w:pPr>
-      <w:r>
-        <w:rPr>
-          <w:color w:val="282C34"/>
-          <w:sz w:val="21"/>
-        </w:rPr>
-        <w:t>Slow RC rising edges pass through the logic transition threshold (</w:t>
-      </w:r>
-      <w:r>
-        <w:rPr>
-          <w:i/>
-          <w:color w:val="145AA0"/>
-          <w:sz w:val="21"/>
-        </w:rPr>
-        <w:t>0.5 × V_{DD</w:t>
-      </w:r>
-      <w:r>
-        <w:rPr>
-          <w:color w:val="282C34"/>
-          <w:sz w:val="21"/>
-        </w:rPr>
-        <w:t>) slowly. Without hysteresis, high-frequency noise superimposed on a slow rising edge would cause the digital input buffer to toggle rapidly between 0 and 1, creating multiple false clock pulses. The Schmitt trigger eliminates this chatter.</w:t>
+        <w:t>Slow RC rising edges pass through the logic transition threshold (0.5 * V_DD) slowly. Without hysteresis, high-frequency noise superimposed on a slow rising edge would cause the digital input buffer to toggle rapidly between 0 and 1, creating multiple false clock pulses. The Schmitt trigger eliminates this chatter.</w:t>
       </w:r>
     </w:p>
     <w:p>
